--- a/hin/docx/37.content.docx
+++ b/hin/docx/37.content.docx
@@ -19,7 +19,7 @@
         <w:rPr>
           <w:lang w:val="hi_IN" w:bidi="hi_IN"/>
         </w:rPr>
-        <w:t>Resource: अध्ययन नोट्स - पुस्तक परिचय (टिंडेल)</w:t>
+        <w:t>Resource: Tyndale Open Study Notes</w:t>
       </w:r>
       <w:r>
         <w:rPr>
@@ -112,7 +112,7 @@
         <w:rPr>
           <w:lang w:val="hi_IN" w:bidi="hi_IN"/>
         </w:rPr>
-        <w:t>अध्ययन नोट्स - पुस्तक परिचय (टिंडेल)</w:t>
+        <w:t>Tyndale Open Study Notes</w:t>
       </w:r>
     </w:p>
     <w:p>

--- a/hin/docx/37.content.docx
+++ b/hin/docx/37.content.docx
@@ -19,7 +19,7 @@
         <w:rPr>
           <w:lang w:val="hi_IN" w:bidi="hi_IN"/>
         </w:rPr>
-        <w:t>Resource: Tyndale Open Study Notes</w:t>
+        <w:t>Resource: Aquifer Open Study Notes (Book Intros)</w:t>
       </w:r>
       <w:r>
         <w:rPr>
@@ -112,7 +112,7 @@
         <w:rPr>
           <w:lang w:val="hi_IN" w:bidi="hi_IN"/>
         </w:rPr>
-        <w:t>Tyndale Open Study Notes</w:t>
+        <w:t>Aquifer Open Study Notes (Book Intros)</w:t>
       </w:r>
     </w:p>
     <w:p>

--- a/hin/docx/37.content.docx
+++ b/hin/docx/37.content.docx
@@ -258,72 +258,48 @@
         </w:rPr>
         <w:t xml:space="preserve">ईसा पूर्व 538 में कुस्रू महान, फारस के राजा, ने एक आदेश जारी किया जिससे बाबेल के लोगों द्वारा निर्वासित किए गए विजित लोगों को अपने देश लौटने की अनुमति मिली (देखें </w:t>
       </w:r>
-      <w:hyperlink r:id="rId13">
-        <w:r>
-          <w:rPr>
-            <w:lang w:val="hi_IN" w:bidi="hi_IN"/>
-          </w:rPr>
-          <w:rPr>
-            <w:color w:val="0000EE"/>
-            <w:u w:val="single"/>
-          </w:rPr>
-          <w:t>एज्रा 1:1–11</w:t>
-        </w:r>
-      </w:hyperlink>
+      <w:r>
+        <w:rPr>
+          <w:lang w:val="hi_IN" w:bidi="hi_IN"/>
+        </w:rPr>
+        <w:t>एज्रा 1:1–11</w:t>
+      </w:r>
       <w:r>
         <w:rPr>
           <w:lang w:val="hi_IN" w:bidi="hi_IN"/>
         </w:rPr>
         <w:t>)। यरूशलेम लौटने वाले पहले प्रवासियों का नेतृत्व शेशबस्सर ने किया, जो पुनर्स्थापित समाज का पहला राज्यपाल था (</w:t>
       </w:r>
-      <w:hyperlink r:id="rId14">
-        <w:r>
-          <w:rPr>
-            <w:lang w:val="hi_IN" w:bidi="hi_IN"/>
-          </w:rPr>
-          <w:rPr>
-            <w:color w:val="0000EE"/>
-            <w:u w:val="single"/>
-          </w:rPr>
-          <w:t>एज्रा 1:5–11</w:t>
-        </w:r>
-      </w:hyperlink>
+      <w:r>
+        <w:rPr>
+          <w:lang w:val="hi_IN" w:bidi="hi_IN"/>
+        </w:rPr>
+        <w:t>एज्रा 1:5–11</w:t>
+      </w:r>
       <w:r>
         <w:rPr>
           <w:lang w:val="hi_IN" w:bidi="hi_IN"/>
         </w:rPr>
         <w:t>)। अपनी उत्सुकता में, लौटे हुए निर्वासितों ने जल्द ही वेदी और मंदिर का पुनर्निर्माण शुरू कर दिया (</w:t>
       </w:r>
-      <w:hyperlink r:id="rId15">
-        <w:r>
-          <w:rPr>
-            <w:lang w:val="hi_IN" w:bidi="hi_IN"/>
-          </w:rPr>
-          <w:rPr>
-            <w:color w:val="0000EE"/>
-            <w:u w:val="single"/>
-          </w:rPr>
-          <w:t>एज्रा 3:1–13</w:t>
-        </w:r>
-      </w:hyperlink>
+      <w:r>
+        <w:rPr>
+          <w:lang w:val="hi_IN" w:bidi="hi_IN"/>
+        </w:rPr>
+        <w:t>एज्रा 3:1–13</w:t>
+      </w:r>
       <w:r>
         <w:rPr>
           <w:lang w:val="hi_IN" w:bidi="hi_IN"/>
         </w:rPr>
         <w:t>), लेकिन स्थानीय अन्यजाति निवासियों ने इस्राएलियों को धमकाया और उन्हें उनके परमेश्वर-प्रदत्त कार्य से हतोत्साहित किया (</w:t>
       </w:r>
-      <w:hyperlink r:id="rId16">
-        <w:r>
-          <w:rPr>
-            <w:lang w:val="hi_IN" w:bidi="hi_IN"/>
-          </w:rPr>
-          <w:rPr>
-            <w:color w:val="0000EE"/>
-            <w:u w:val="single"/>
-          </w:rPr>
-          <w:t>एज्रा 4:4–24</w:t>
-        </w:r>
-      </w:hyperlink>
+      <w:r>
+        <w:rPr>
+          <w:lang w:val="hi_IN" w:bidi="hi_IN"/>
+        </w:rPr>
+        <w:t>एज्रा 4:4–24</w:t>
+      </w:r>
       <w:r>
         <w:rPr>
           <w:lang w:val="hi_IN" w:bidi="hi_IN"/>
@@ -358,54 +334,36 @@
         </w:rPr>
         <w:t>जब हाग्गै ने ईसा पूर्व 520 में प्रचार करना शुरू किया, तो एक गंभीर सूखा भूमि को प्रभावित कर रहा था (</w:t>
       </w:r>
-      <w:hyperlink r:id="rId17">
-        <w:r>
-          <w:rPr>
-            <w:lang w:val="hi_IN" w:bidi="hi_IN"/>
-          </w:rPr>
-          <w:rPr>
-            <w:color w:val="0000EE"/>
-            <w:u w:val="single"/>
-          </w:rPr>
-          <w:t>हाग् 1:11</w:t>
-        </w:r>
-      </w:hyperlink>
+      <w:r>
+        <w:rPr>
+          <w:lang w:val="hi_IN" w:bidi="hi_IN"/>
+        </w:rPr>
+        <w:t>हाग् 1:11</w:t>
+      </w:r>
       <w:r>
         <w:rPr>
           <w:lang w:val="hi_IN" w:bidi="hi_IN"/>
         </w:rPr>
         <w:t>)। परमेश्वर ने उन्हें इस्राएलियों को परमेश्वर के मन्दिर का पुनर्निर्माण करने और यरूशलेम के लोगों के आत्मिक नवीनीकरण को प्रोत्साहित करने के लिए भेजा। इसके जवाब में, लोगों ने पुनर्निर्माण फिर से शुरू किया (</w:t>
       </w:r>
-      <w:hyperlink r:id="rId18">
-        <w:r>
-          <w:rPr>
-            <w:lang w:val="hi_IN" w:bidi="hi_IN"/>
-          </w:rPr>
-          <w:rPr>
-            <w:color w:val="0000EE"/>
-            <w:u w:val="single"/>
-          </w:rPr>
-          <w:t>1:14</w:t>
-        </w:r>
-      </w:hyperlink>
+      <w:r>
+        <w:rPr>
+          <w:lang w:val="hi_IN" w:bidi="hi_IN"/>
+        </w:rPr>
+        <w:t>1:14</w:t>
+      </w:r>
       <w:r>
         <w:rPr>
           <w:lang w:val="hi_IN" w:bidi="hi_IN"/>
         </w:rPr>
         <w:t xml:space="preserve">), और यह परियोजना ईसा पूर्व 515 मार्च में पूरी हुई (देखें </w:t>
       </w:r>
-      <w:hyperlink r:id="rId19">
-        <w:r>
-          <w:rPr>
-            <w:lang w:val="hi_IN" w:bidi="hi_IN"/>
-          </w:rPr>
-          <w:rPr>
-            <w:color w:val="0000EE"/>
-            <w:u w:val="single"/>
-          </w:rPr>
-          <w:t>एज्रा 6:15</w:t>
-        </w:r>
-      </w:hyperlink>
+      <w:r>
+        <w:rPr>
+          <w:lang w:val="hi_IN" w:bidi="hi_IN"/>
+        </w:rPr>
+        <w:t>एज्रा 6:15</w:t>
+      </w:r>
       <w:r>
         <w:rPr>
           <w:lang w:val="hi_IN" w:bidi="hi_IN"/>
@@ -437,18 +395,12 @@
         </w:rPr>
         <w:t>हाग्गै के चार संदेशों में से प्रत्येक एक अलग धर्मशास्त्रीय चिंता को उजागर करता है। पहला उपदेश (</w:t>
       </w:r>
-      <w:hyperlink r:id="rId20">
-        <w:r>
-          <w:rPr>
-            <w:lang w:val="hi_IN" w:bidi="hi_IN"/>
-          </w:rPr>
-          <w:rPr>
-            <w:color w:val="0000EE"/>
-            <w:u w:val="single"/>
-          </w:rPr>
-          <w:t>अध्याय 1</w:t>
-        </w:r>
-      </w:hyperlink>
+      <w:r>
+        <w:rPr>
+          <w:lang w:val="hi_IN" w:bidi="hi_IN"/>
+        </w:rPr>
+        <w:t>अध्याय 1</w:t>
+      </w:r>
       <w:r>
         <w:rPr>
           <w:lang w:val="hi_IN" w:bidi="hi_IN"/>
@@ -469,36 +421,24 @@
         </w:rPr>
         <w:t>दूसरा संदेश (</w:t>
       </w:r>
-      <w:hyperlink r:id="rId21">
-        <w:r>
-          <w:rPr>
-            <w:lang w:val="hi_IN" w:bidi="hi_IN"/>
-          </w:rPr>
-          <w:rPr>
-            <w:color w:val="0000EE"/>
-            <w:u w:val="single"/>
-          </w:rPr>
-          <w:t>2:1–9</w:t>
-        </w:r>
-      </w:hyperlink>
+      <w:r>
+        <w:rPr>
+          <w:lang w:val="hi_IN" w:bidi="hi_IN"/>
+        </w:rPr>
+        <w:t>2:1–9</w:t>
+      </w:r>
       <w:r>
         <w:rPr>
           <w:lang w:val="hi_IN" w:bidi="hi_IN"/>
         </w:rPr>
         <w:t>) समाज को यह आश्वासन देता है कि परमेश्वर ने आशीष और पुनःस्थापन के वादों को नहीं भुलाया है जो पहले के भविष्यवक्ताओं द्वारा किए गए थे। प्रभु की महिमा एक बार फिर मंदिर को भर देगी (</w:t>
       </w:r>
-      <w:hyperlink r:id="rId22">
-        <w:r>
-          <w:rPr>
-            <w:lang w:val="hi_IN" w:bidi="hi_IN"/>
-          </w:rPr>
-          <w:rPr>
-            <w:color w:val="0000EE"/>
-            <w:u w:val="single"/>
-          </w:rPr>
-          <w:t>2:7</w:t>
-        </w:r>
-      </w:hyperlink>
+      <w:r>
+        <w:rPr>
+          <w:lang w:val="hi_IN" w:bidi="hi_IN"/>
+        </w:rPr>
+        <w:t>2:7</w:t>
+      </w:r>
       <w:r>
         <w:rPr>
           <w:lang w:val="hi_IN" w:bidi="hi_IN"/>
@@ -519,36 +459,24 @@
         </w:rPr>
         <w:t>तीसरे संदेश (</w:t>
       </w:r>
-      <w:hyperlink r:id="rId23">
-        <w:r>
-          <w:rPr>
-            <w:lang w:val="hi_IN" w:bidi="hi_IN"/>
-          </w:rPr>
-          <w:rPr>
-            <w:color w:val="0000EE"/>
-            <w:u w:val="single"/>
-          </w:rPr>
-          <w:t>2:10–19</w:t>
-        </w:r>
-      </w:hyperlink>
+      <w:r>
+        <w:rPr>
+          <w:lang w:val="hi_IN" w:bidi="hi_IN"/>
+        </w:rPr>
+        <w:t>2:10–19</w:t>
+      </w:r>
       <w:r>
         <w:rPr>
           <w:lang w:val="hi_IN" w:bidi="hi_IN"/>
         </w:rPr>
         <w:t xml:space="preserve">) का मुख्य विषय अनुष्ठानिक पवित्रता है। हाग्गै ने अपने श्रोताओं को याद दिलाया कि व्यवस्था के निर्देश अब भी प्रभावी हैं। परमेश्वर अपने लोगों से अपेक्षा करते हैं कि वे पवित्र हों, जैसे वह पवित्र हैं (देखें </w:t>
       </w:r>
-      <w:hyperlink r:id="rId24">
-        <w:r>
-          <w:rPr>
-            <w:lang w:val="hi_IN" w:bidi="hi_IN"/>
-          </w:rPr>
-          <w:rPr>
-            <w:color w:val="0000EE"/>
-            <w:u w:val="single"/>
-          </w:rPr>
-          <w:t>लैव्य 11:44–45</w:t>
-        </w:r>
-      </w:hyperlink>
+      <w:r>
+        <w:rPr>
+          <w:lang w:val="hi_IN" w:bidi="hi_IN"/>
+        </w:rPr>
+        <w:t>लैव्य 11:44–45</w:t>
+      </w:r>
       <w:r>
         <w:rPr>
           <w:lang w:val="hi_IN" w:bidi="hi_IN"/>
@@ -569,126 +497,84 @@
         </w:rPr>
         <w:t>हाग्गै का अंतिम और शायद सबसे महत्वपूर्ण संदेश (</w:t>
       </w:r>
-      <w:hyperlink r:id="rId25">
-        <w:r>
-          <w:rPr>
-            <w:lang w:val="hi_IN" w:bidi="hi_IN"/>
-          </w:rPr>
-          <w:rPr>
-            <w:color w:val="0000EE"/>
-            <w:u w:val="single"/>
-          </w:rPr>
-          <w:t>हाग् 2:20–23</w:t>
-        </w:r>
-      </w:hyperlink>
+      <w:r>
+        <w:rPr>
+          <w:lang w:val="hi_IN" w:bidi="hi_IN"/>
+        </w:rPr>
+        <w:t>हाग् 2:20–23</w:t>
+      </w:r>
       <w:r>
         <w:rPr>
           <w:lang w:val="hi_IN" w:bidi="hi_IN"/>
         </w:rPr>
         <w:t xml:space="preserve">) इस्राएल के धार्मिक और राजनीतिक जीवन में राजा दाऊद के वंशजों की प्रमुखता को पुनःस्थापित करना है। दाऊद का वंश बाबेली बँधुआई के बाद इब्री लोगों के पुनःस्थापन के लिए महत्वपूर्ण था (देखें </w:t>
       </w:r>
-      <w:hyperlink r:id="rId26">
-        <w:r>
-          <w:rPr>
-            <w:lang w:val="hi_IN" w:bidi="hi_IN"/>
-          </w:rPr>
-          <w:rPr>
-            <w:color w:val="0000EE"/>
-            <w:u w:val="single"/>
-          </w:rPr>
-          <w:t>यिर्म 23:5</w:t>
-        </w:r>
-      </w:hyperlink>
+      <w:r>
+        <w:rPr>
+          <w:lang w:val="hi_IN" w:bidi="hi_IN"/>
+        </w:rPr>
+        <w:t>यिर्म 23:5</w:t>
+      </w:r>
       <w:r>
         <w:rPr>
           <w:lang w:val="hi_IN" w:bidi="hi_IN"/>
         </w:rPr>
         <w:t xml:space="preserve">; </w:t>
       </w:r>
-      <w:hyperlink r:id="rId27">
-        <w:r>
-          <w:rPr>
-            <w:lang w:val="hi_IN" w:bidi="hi_IN"/>
-          </w:rPr>
-          <w:rPr>
-            <w:color w:val="0000EE"/>
-            <w:u w:val="single"/>
-          </w:rPr>
-          <w:t>33:15</w:t>
-        </w:r>
-      </w:hyperlink>
+      <w:r>
+        <w:rPr>
+          <w:lang w:val="hi_IN" w:bidi="hi_IN"/>
+        </w:rPr>
+        <w:t>33:15</w:t>
+      </w:r>
       <w:r>
         <w:rPr>
           <w:lang w:val="hi_IN" w:bidi="hi_IN"/>
         </w:rPr>
         <w:t xml:space="preserve">; </w:t>
       </w:r>
-      <w:hyperlink r:id="rId28">
-        <w:r>
-          <w:rPr>
-            <w:lang w:val="hi_IN" w:bidi="hi_IN"/>
-          </w:rPr>
-          <w:rPr>
-            <w:color w:val="0000EE"/>
-            <w:u w:val="single"/>
-          </w:rPr>
-          <w:t>यहे 37:24</w:t>
-        </w:r>
-      </w:hyperlink>
+      <w:r>
+        <w:rPr>
+          <w:lang w:val="hi_IN" w:bidi="hi_IN"/>
+        </w:rPr>
+        <w:t>यहे 37:24</w:t>
+      </w:r>
       <w:r>
         <w:rPr>
           <w:lang w:val="hi_IN" w:bidi="hi_IN"/>
         </w:rPr>
         <w:t>)। जरुब्बाबेल राजा दाऊद का वंशज था; प्रभु की “मुहर वाली अंगूठी” के रूप में सेवा करने के उसके आदेश ने इस्राएल की परमेश्वर द्वारा पुनर्स्थापना की शुरुआत को चिह्नित किया (</w:t>
       </w:r>
-      <w:hyperlink r:id="rId29">
-        <w:r>
-          <w:rPr>
-            <w:lang w:val="hi_IN" w:bidi="hi_IN"/>
-          </w:rPr>
-          <w:rPr>
-            <w:color w:val="0000EE"/>
-            <w:u w:val="single"/>
-          </w:rPr>
-          <w:t>हाग् 2:23</w:t>
-        </w:r>
-      </w:hyperlink>
+      <w:r>
+        <w:rPr>
+          <w:lang w:val="hi_IN" w:bidi="hi_IN"/>
+        </w:rPr>
+        <w:t>हाग् 2:23</w:t>
+      </w:r>
       <w:r>
         <w:rPr>
           <w:lang w:val="hi_IN" w:bidi="hi_IN"/>
         </w:rPr>
         <w:t xml:space="preserve">; तुलना करें </w:t>
       </w:r>
-      <w:hyperlink r:id="rId30">
-        <w:r>
-          <w:rPr>
-            <w:lang w:val="hi_IN" w:bidi="hi_IN"/>
-          </w:rPr>
-          <w:rPr>
-            <w:color w:val="0000EE"/>
-            <w:u w:val="single"/>
-          </w:rPr>
-          <w:t>यिर्म 22:24</w:t>
-        </w:r>
-      </w:hyperlink>
+      <w:r>
+        <w:rPr>
+          <w:lang w:val="hi_IN" w:bidi="hi_IN"/>
+        </w:rPr>
+        <w:t>यिर्म 22:24</w:t>
+      </w:r>
       <w:r>
         <w:rPr>
           <w:lang w:val="hi_IN" w:bidi="hi_IN"/>
         </w:rPr>
         <w:t>) और इसने यीशु मसीह की ओर भी संकेत किया है, जो दाऊद के वंशज हैं (</w:t>
       </w:r>
-      <w:hyperlink r:id="rId31">
-        <w:r>
-          <w:rPr>
-            <w:lang w:val="hi_IN" w:bidi="hi_IN"/>
-          </w:rPr>
-          <w:rPr>
-            <w:color w:val="0000EE"/>
-            <w:u w:val="single"/>
-          </w:rPr>
-          <w:t>मत्ती 1:1</w:t>
-        </w:r>
-      </w:hyperlink>
+      <w:r>
+        <w:rPr>
+          <w:lang w:val="hi_IN" w:bidi="hi_IN"/>
+        </w:rPr>
+        <w:t>मत्ती 1:1</w:t>
+      </w:r>
       <w:r>
         <w:rPr>
           <w:lang w:val="hi_IN" w:bidi="hi_IN"/>
@@ -720,54 +606,36 @@
         </w:rPr>
         <w:t>हाग्गै की पुस्तक अपने लेखक के बारे में मौन है, लेकिन यह संभव है कि हाग्गै ने अपने उपदेश स्वयं लिखे हों (</w:t>
       </w:r>
-      <w:hyperlink r:id="rId32">
-        <w:r>
-          <w:rPr>
-            <w:lang w:val="hi_IN" w:bidi="hi_IN"/>
-          </w:rPr>
-          <w:rPr>
-            <w:color w:val="0000EE"/>
-            <w:u w:val="single"/>
-          </w:rPr>
-          <w:t>1:1</w:t>
-        </w:r>
-      </w:hyperlink>
+      <w:r>
+        <w:rPr>
+          <w:lang w:val="hi_IN" w:bidi="hi_IN"/>
+        </w:rPr>
+        <w:t>1:1</w:t>
+      </w:r>
       <w:r>
         <w:rPr>
           <w:lang w:val="hi_IN" w:bidi="hi_IN"/>
         </w:rPr>
         <w:t xml:space="preserve">, </w:t>
       </w:r>
-      <w:hyperlink r:id="rId33">
-        <w:r>
-          <w:rPr>
-            <w:lang w:val="hi_IN" w:bidi="hi_IN"/>
-          </w:rPr>
-          <w:rPr>
-            <w:color w:val="0000EE"/>
-            <w:u w:val="single"/>
-          </w:rPr>
-          <w:t>3</w:t>
-        </w:r>
-      </w:hyperlink>
+      <w:r>
+        <w:rPr>
+          <w:lang w:val="hi_IN" w:bidi="hi_IN"/>
+        </w:rPr>
+        <w:t>3</w:t>
+      </w:r>
       <w:r>
         <w:rPr>
           <w:lang w:val="hi_IN" w:bidi="hi_IN"/>
         </w:rPr>
         <w:t xml:space="preserve">)। बाइबल भविष्यद्वक्ता हाग्गै के बारे में कोई जीवनी जानकारी दर्ज नहीं करती है, लेकिन उनकी सेवकाई की पुष्टि </w:t>
       </w:r>
-      <w:hyperlink r:id="rId34">
-        <w:r>
-          <w:rPr>
-            <w:lang w:val="hi_IN" w:bidi="hi_IN"/>
-          </w:rPr>
-          <w:rPr>
-            <w:color w:val="0000EE"/>
-            <w:u w:val="single"/>
-          </w:rPr>
-          <w:t>एज्रा 6:14</w:t>
-        </w:r>
-      </w:hyperlink>
+      <w:r>
+        <w:rPr>
+          <w:lang w:val="hi_IN" w:bidi="hi_IN"/>
+        </w:rPr>
+        <w:t>एज्रा 6:14</w:t>
+      </w:r>
       <w:r>
         <w:rPr>
           <w:lang w:val="hi_IN" w:bidi="hi_IN"/>
@@ -799,90 +667,60 @@
         </w:rPr>
         <w:t xml:space="preserve">हाग्गै ने अपने संदेश ईसा पूर्व 520 अगस्त और दिसंबर के बीच दिए, जो दारा I, फारस के राजा के शासन का दूसरा वर्ष था (देखें </w:t>
       </w:r>
-      <w:hyperlink r:id="rId32">
-        <w:r>
-          <w:rPr>
-            <w:lang w:val="hi_IN" w:bidi="hi_IN"/>
-          </w:rPr>
-          <w:rPr>
-            <w:color w:val="0000EE"/>
-            <w:u w:val="single"/>
-          </w:rPr>
-          <w:t>हाग् 1:1</w:t>
-        </w:r>
-      </w:hyperlink>
+      <w:r>
+        <w:rPr>
+          <w:lang w:val="hi_IN" w:bidi="hi_IN"/>
+        </w:rPr>
+        <w:t>हाग् 1:1</w:t>
+      </w:r>
       <w:r>
         <w:rPr>
           <w:lang w:val="hi_IN" w:bidi="hi_IN"/>
         </w:rPr>
         <w:t xml:space="preserve">, </w:t>
       </w:r>
-      <w:hyperlink r:id="rId35">
-        <w:r>
-          <w:rPr>
-            <w:lang w:val="hi_IN" w:bidi="hi_IN"/>
-          </w:rPr>
-          <w:rPr>
-            <w:color w:val="0000EE"/>
-            <w:u w:val="single"/>
-          </w:rPr>
-          <w:t>15</w:t>
-        </w:r>
-      </w:hyperlink>
+      <w:r>
+        <w:rPr>
+          <w:lang w:val="hi_IN" w:bidi="hi_IN"/>
+        </w:rPr>
+        <w:t>15</w:t>
+      </w:r>
       <w:r>
         <w:rPr>
           <w:lang w:val="hi_IN" w:bidi="hi_IN"/>
         </w:rPr>
         <w:t xml:space="preserve">; </w:t>
       </w:r>
-      <w:hyperlink r:id="rId36">
-        <w:r>
-          <w:rPr>
-            <w:lang w:val="hi_IN" w:bidi="hi_IN"/>
-          </w:rPr>
-          <w:rPr>
-            <w:color w:val="0000EE"/>
-            <w:u w:val="single"/>
-          </w:rPr>
-          <w:t>2:1</w:t>
-        </w:r>
-      </w:hyperlink>
+      <w:r>
+        <w:rPr>
+          <w:lang w:val="hi_IN" w:bidi="hi_IN"/>
+        </w:rPr>
+        <w:t>2:1</w:t>
+      </w:r>
       <w:r>
         <w:rPr>
           <w:lang w:val="hi_IN" w:bidi="hi_IN"/>
         </w:rPr>
         <w:t xml:space="preserve">, </w:t>
       </w:r>
-      <w:hyperlink r:id="rId37">
-        <w:r>
-          <w:rPr>
-            <w:lang w:val="hi_IN" w:bidi="hi_IN"/>
-          </w:rPr>
-          <w:rPr>
-            <w:color w:val="0000EE"/>
-            <w:u w:val="single"/>
-          </w:rPr>
-          <w:t>10</w:t>
-        </w:r>
-      </w:hyperlink>
+      <w:r>
+        <w:rPr>
+          <w:lang w:val="hi_IN" w:bidi="hi_IN"/>
+        </w:rPr>
+        <w:t>10</w:t>
+      </w:r>
       <w:r>
         <w:rPr>
           <w:lang w:val="hi_IN" w:bidi="hi_IN"/>
         </w:rPr>
         <w:t xml:space="preserve">)। निर्वासन के बाद यहूदिया में हाग्गै की सेवकाई जकर्याह की सेवकाई से मेल खाती थी, जिसने उसी वर्ष नवंबर में यरूशलेम में प्रचार करना शुरू किया था (देखें </w:t>
       </w:r>
-      <w:hyperlink r:id="rId38">
-        <w:r>
-          <w:rPr>
-            <w:lang w:val="hi_IN" w:bidi="hi_IN"/>
-          </w:rPr>
-          <w:rPr>
-            <w:color w:val="0000EE"/>
-            <w:u w:val="single"/>
-          </w:rPr>
-          <w:t>जक 1:1</w:t>
-        </w:r>
-      </w:hyperlink>
+      <w:r>
+        <w:rPr>
+          <w:lang w:val="hi_IN" w:bidi="hi_IN"/>
+        </w:rPr>
+        <w:t>जक 1:1</w:t>
+      </w:r>
       <w:r>
         <w:rPr>
           <w:lang w:val="hi_IN" w:bidi="hi_IN"/>
@@ -914,108 +752,72 @@
         </w:rPr>
         <w:t xml:space="preserve">हालांकि हाग्गै यशायाह या यिर्मयाह की पुस्तकों की तरह एक महान कृति नहीं है, फिर भी इसमें साहित्यिक विशेषताएँ हैं। हाग्गै विशेष रूप से अपने चार संदेशों में से तीन में अपने सिद्धांत पर जोर देने के लिए अलंकारिक प्रश्नों का उपयोग करते हैं (देखें </w:t>
       </w:r>
-      <w:hyperlink r:id="rId39">
-        <w:r>
-          <w:rPr>
-            <w:lang w:val="hi_IN" w:bidi="hi_IN"/>
-          </w:rPr>
-          <w:rPr>
-            <w:color w:val="0000EE"/>
-            <w:u w:val="single"/>
-          </w:rPr>
-          <w:t>1:4</w:t>
-        </w:r>
-      </w:hyperlink>
+      <w:r>
+        <w:rPr>
+          <w:lang w:val="hi_IN" w:bidi="hi_IN"/>
+        </w:rPr>
+        <w:t>1:4</w:t>
+      </w:r>
       <w:r>
         <w:rPr>
           <w:lang w:val="hi_IN" w:bidi="hi_IN"/>
         </w:rPr>
         <w:t xml:space="preserve">; </w:t>
       </w:r>
-      <w:hyperlink r:id="rId40">
-        <w:r>
-          <w:rPr>
-            <w:lang w:val="hi_IN" w:bidi="hi_IN"/>
-          </w:rPr>
-          <w:rPr>
-            <w:color w:val="0000EE"/>
-            <w:u w:val="single"/>
-          </w:rPr>
-          <w:t>2:3</w:t>
-        </w:r>
-      </w:hyperlink>
+      <w:r>
+        <w:rPr>
+          <w:lang w:val="hi_IN" w:bidi="hi_IN"/>
+        </w:rPr>
+        <w:t>2:3</w:t>
+      </w:r>
       <w:r>
         <w:rPr>
           <w:lang w:val="hi_IN" w:bidi="hi_IN"/>
         </w:rPr>
         <w:t xml:space="preserve">, </w:t>
       </w:r>
-      <w:hyperlink r:id="rId41">
-        <w:r>
-          <w:rPr>
-            <w:lang w:val="hi_IN" w:bidi="hi_IN"/>
-          </w:rPr>
-          <w:rPr>
-            <w:color w:val="0000EE"/>
-            <w:u w:val="single"/>
-          </w:rPr>
-          <w:t>19</w:t>
-        </w:r>
-      </w:hyperlink>
+      <w:r>
+        <w:rPr>
+          <w:lang w:val="hi_IN" w:bidi="hi_IN"/>
+        </w:rPr>
+        <w:t>19</w:t>
+      </w:r>
       <w:r>
         <w:rPr>
           <w:lang w:val="hi_IN" w:bidi="hi_IN"/>
         </w:rPr>
         <w:t xml:space="preserve">)। वह अपने उपदेशों और उसके माहौल बनाने के लिए शब्दों या वाक्यांशों को दोहराता है (उदाहरण के लिए, बार-बार दोहराया गया "सोच-विचार करो," </w:t>
       </w:r>
-      <w:hyperlink r:id="rId42">
-        <w:r>
-          <w:rPr>
-            <w:lang w:val="hi_IN" w:bidi="hi_IN"/>
-          </w:rPr>
-          <w:rPr>
-            <w:color w:val="0000EE"/>
-            <w:u w:val="single"/>
-          </w:rPr>
-          <w:t>1:5</w:t>
-        </w:r>
-      </w:hyperlink>
+      <w:r>
+        <w:rPr>
+          <w:lang w:val="hi_IN" w:bidi="hi_IN"/>
+        </w:rPr>
+        <w:t>1:5</w:t>
+      </w:r>
       <w:r>
         <w:rPr>
           <w:lang w:val="hi_IN" w:bidi="hi_IN"/>
         </w:rPr>
         <w:t xml:space="preserve">, </w:t>
       </w:r>
-      <w:hyperlink r:id="rId43">
-        <w:r>
-          <w:rPr>
-            <w:lang w:val="hi_IN" w:bidi="hi_IN"/>
-          </w:rPr>
-          <w:rPr>
-            <w:color w:val="0000EE"/>
-            <w:u w:val="single"/>
-          </w:rPr>
-          <w:t>7</w:t>
-        </w:r>
-      </w:hyperlink>
+      <w:r>
+        <w:rPr>
+          <w:lang w:val="hi_IN" w:bidi="hi_IN"/>
+        </w:rPr>
+        <w:t>7</w:t>
+      </w:r>
       <w:r>
         <w:rPr>
           <w:lang w:val="hi_IN" w:bidi="hi_IN"/>
         </w:rPr>
         <w:t xml:space="preserve">; </w:t>
       </w:r>
-      <w:hyperlink r:id="rId44">
-        <w:r>
-          <w:rPr>
-            <w:lang w:val="hi_IN" w:bidi="hi_IN"/>
-          </w:rPr>
-          <w:rPr>
-            <w:color w:val="0000EE"/>
-            <w:u w:val="single"/>
-          </w:rPr>
-          <w:t>2:15</w:t>
-        </w:r>
-      </w:hyperlink>
+      <w:r>
+        <w:rPr>
+          <w:lang w:val="hi_IN" w:bidi="hi_IN"/>
+        </w:rPr>
+        <w:t>2:15</w:t>
+      </w:r>
       <w:r>
         <w:rPr>
           <w:lang w:val="hi_IN" w:bidi="hi_IN"/>
@@ -1034,36 +836,24 @@
         </w:rPr>
         <w:t>" [</w:t>
       </w:r>
-      <w:hyperlink r:id="rId39">
-        <w:r>
-          <w:rPr>
-            <w:lang w:val="hi_IN" w:bidi="hi_IN"/>
-          </w:rPr>
-          <w:rPr>
-            <w:color w:val="0000EE"/>
-            <w:u w:val="single"/>
-          </w:rPr>
-          <w:t>1:4</w:t>
-        </w:r>
-      </w:hyperlink>
+      <w:r>
+        <w:rPr>
+          <w:lang w:val="hi_IN" w:bidi="hi_IN"/>
+        </w:rPr>
+        <w:t>1:4</w:t>
+      </w:r>
       <w:r>
         <w:rPr>
           <w:lang w:val="hi_IN" w:bidi="hi_IN"/>
         </w:rPr>
         <w:t>] और खोरब, "अकाल" [</w:t>
       </w:r>
-      <w:hyperlink r:id="rId17">
-        <w:r>
-          <w:rPr>
-            <w:lang w:val="hi_IN" w:bidi="hi_IN"/>
-          </w:rPr>
-          <w:rPr>
-            <w:color w:val="0000EE"/>
-            <w:u w:val="single"/>
-          </w:rPr>
-          <w:t>1:11</w:t>
-        </w:r>
-      </w:hyperlink>
+      <w:r>
+        <w:rPr>
+          <w:lang w:val="hi_IN" w:bidi="hi_IN"/>
+        </w:rPr>
+        <w:t>1:11</w:t>
+      </w:r>
       <w:r>
         <w:rPr>
           <w:lang w:val="hi_IN" w:bidi="hi_IN"/>
@@ -1097,216 +887,144 @@
         </w:rPr>
         <w:t xml:space="preserve"> हैं —परमेश्वर द्वारा प्रेरित आधिकारिक संदेश। दिव्यवाणियों में अक्सर सूत्रात्मक अभिव्यक्तियाँ होती हैं जो सामान्य शब्दों और वाक्यांशों का उपयोग करती हैं। हाग्गै में इनमें से कई सूत्र मिलते हैं: "तारीख" सूत्र (जैसे, "राजा दारा के शासन का दूसरा वर्ष," </w:t>
       </w:r>
-      <w:hyperlink r:id="rId32">
-        <w:r>
-          <w:rPr>
-            <w:lang w:val="hi_IN" w:bidi="hi_IN"/>
-          </w:rPr>
-          <w:rPr>
-            <w:color w:val="0000EE"/>
-            <w:u w:val="single"/>
-          </w:rPr>
-          <w:t>1:1</w:t>
-        </w:r>
-      </w:hyperlink>
+      <w:r>
+        <w:rPr>
+          <w:lang w:val="hi_IN" w:bidi="hi_IN"/>
+        </w:rPr>
+        <w:t>1:1</w:t>
+      </w:r>
       <w:r>
         <w:rPr>
           <w:lang w:val="hi_IN" w:bidi="hi_IN"/>
         </w:rPr>
         <w:t xml:space="preserve">; </w:t>
       </w:r>
-      <w:hyperlink r:id="rId36">
-        <w:r>
-          <w:rPr>
-            <w:lang w:val="hi_IN" w:bidi="hi_IN"/>
-          </w:rPr>
-          <w:rPr>
-            <w:color w:val="0000EE"/>
-            <w:u w:val="single"/>
-          </w:rPr>
-          <w:t>2:1</w:t>
-        </w:r>
-      </w:hyperlink>
+      <w:r>
+        <w:rPr>
+          <w:lang w:val="hi_IN" w:bidi="hi_IN"/>
+        </w:rPr>
+        <w:t>2:1</w:t>
+      </w:r>
       <w:r>
         <w:rPr>
           <w:lang w:val="hi_IN" w:bidi="hi_IN"/>
         </w:rPr>
         <w:t xml:space="preserve">, </w:t>
       </w:r>
-      <w:hyperlink r:id="rId37">
-        <w:r>
-          <w:rPr>
-            <w:lang w:val="hi_IN" w:bidi="hi_IN"/>
-          </w:rPr>
-          <w:rPr>
-            <w:color w:val="0000EE"/>
-            <w:u w:val="single"/>
-          </w:rPr>
-          <w:t>10</w:t>
-        </w:r>
-      </w:hyperlink>
+      <w:r>
+        <w:rPr>
+          <w:lang w:val="hi_IN" w:bidi="hi_IN"/>
+        </w:rPr>
+        <w:t>10</w:t>
+      </w:r>
       <w:r>
         <w:rPr>
           <w:lang w:val="hi_IN" w:bidi="hi_IN"/>
         </w:rPr>
         <w:t xml:space="preserve">, </w:t>
       </w:r>
-      <w:hyperlink r:id="rId45">
-        <w:r>
-          <w:rPr>
-            <w:lang w:val="hi_IN" w:bidi="hi_IN"/>
-          </w:rPr>
-          <w:rPr>
-            <w:color w:val="0000EE"/>
-            <w:u w:val="single"/>
-          </w:rPr>
-          <w:t>20</w:t>
-        </w:r>
-      </w:hyperlink>
+      <w:r>
+        <w:rPr>
+          <w:lang w:val="hi_IN" w:bidi="hi_IN"/>
+        </w:rPr>
+        <w:t>20</w:t>
+      </w:r>
       <w:r>
         <w:rPr>
           <w:lang w:val="hi_IN" w:bidi="hi_IN"/>
         </w:rPr>
         <w:t xml:space="preserve">), "संदेश" सूत्र ("यहोवा का यह वचन पहुँचा," </w:t>
       </w:r>
-      <w:hyperlink r:id="rId32">
-        <w:r>
-          <w:rPr>
-            <w:lang w:val="hi_IN" w:bidi="hi_IN"/>
-          </w:rPr>
-          <w:rPr>
-            <w:color w:val="0000EE"/>
-            <w:u w:val="single"/>
-          </w:rPr>
-          <w:t>1:1</w:t>
-        </w:r>
-      </w:hyperlink>
+      <w:r>
+        <w:rPr>
+          <w:lang w:val="hi_IN" w:bidi="hi_IN"/>
+        </w:rPr>
+        <w:t>1:1</w:t>
+      </w:r>
       <w:r>
         <w:rPr>
           <w:lang w:val="hi_IN" w:bidi="hi_IN"/>
         </w:rPr>
         <w:t xml:space="preserve">; </w:t>
       </w:r>
-      <w:hyperlink r:id="rId36">
-        <w:r>
-          <w:rPr>
-            <w:lang w:val="hi_IN" w:bidi="hi_IN"/>
-          </w:rPr>
-          <w:rPr>
-            <w:color w:val="0000EE"/>
-            <w:u w:val="single"/>
-          </w:rPr>
-          <w:t>2:1</w:t>
-        </w:r>
-      </w:hyperlink>
+      <w:r>
+        <w:rPr>
+          <w:lang w:val="hi_IN" w:bidi="hi_IN"/>
+        </w:rPr>
+        <w:t>2:1</w:t>
+      </w:r>
       <w:r>
         <w:rPr>
           <w:lang w:val="hi_IN" w:bidi="hi_IN"/>
         </w:rPr>
         <w:t xml:space="preserve">, </w:t>
       </w:r>
-      <w:hyperlink r:id="rId37">
-        <w:r>
-          <w:rPr>
-            <w:lang w:val="hi_IN" w:bidi="hi_IN"/>
-          </w:rPr>
-          <w:rPr>
-            <w:color w:val="0000EE"/>
-            <w:u w:val="single"/>
-          </w:rPr>
-          <w:t>10</w:t>
-        </w:r>
-      </w:hyperlink>
+      <w:r>
+        <w:rPr>
+          <w:lang w:val="hi_IN" w:bidi="hi_IN"/>
+        </w:rPr>
+        <w:t>10</w:t>
+      </w:r>
       <w:r>
         <w:rPr>
           <w:lang w:val="hi_IN" w:bidi="hi_IN"/>
         </w:rPr>
         <w:t xml:space="preserve">, </w:t>
       </w:r>
-      <w:hyperlink r:id="rId45">
-        <w:r>
-          <w:rPr>
-            <w:lang w:val="hi_IN" w:bidi="hi_IN"/>
-          </w:rPr>
-          <w:rPr>
-            <w:color w:val="0000EE"/>
-            <w:u w:val="single"/>
-          </w:rPr>
-          <w:t>20</w:t>
-        </w:r>
-      </w:hyperlink>
+      <w:r>
+        <w:rPr>
+          <w:lang w:val="hi_IN" w:bidi="hi_IN"/>
+        </w:rPr>
+        <w:t>20</w:t>
+      </w:r>
       <w:r>
         <w:rPr>
           <w:lang w:val="hi_IN" w:bidi="hi_IN"/>
         </w:rPr>
         <w:t xml:space="preserve">), "परमेश्वर-के-भाषणकर्ता" सूत्र ("यहोवा यह कहते हैं," </w:t>
       </w:r>
-      <w:hyperlink r:id="rId43">
-        <w:r>
-          <w:rPr>
-            <w:lang w:val="hi_IN" w:bidi="hi_IN"/>
-          </w:rPr>
-          <w:rPr>
-            <w:color w:val="0000EE"/>
-            <w:u w:val="single"/>
-          </w:rPr>
-          <w:t>1:7</w:t>
-        </w:r>
-      </w:hyperlink>
+      <w:r>
+        <w:rPr>
+          <w:lang w:val="hi_IN" w:bidi="hi_IN"/>
+        </w:rPr>
+        <w:t>1:7</w:t>
+      </w:r>
       <w:r>
         <w:rPr>
           <w:lang w:val="hi_IN" w:bidi="hi_IN"/>
         </w:rPr>
         <w:t xml:space="preserve">, </w:t>
       </w:r>
-      <w:hyperlink r:id="rId46">
-        <w:r>
-          <w:rPr>
-            <w:lang w:val="hi_IN" w:bidi="hi_IN"/>
-          </w:rPr>
-          <w:rPr>
-            <w:color w:val="0000EE"/>
-            <w:u w:val="single"/>
-          </w:rPr>
-          <w:t>13</w:t>
-        </w:r>
-      </w:hyperlink>
+      <w:r>
+        <w:rPr>
+          <w:lang w:val="hi_IN" w:bidi="hi_IN"/>
+        </w:rPr>
+        <w:t>13</w:t>
+      </w:r>
       <w:r>
         <w:rPr>
           <w:lang w:val="hi_IN" w:bidi="hi_IN"/>
         </w:rPr>
         <w:t xml:space="preserve">; </w:t>
       </w:r>
-      <w:hyperlink r:id="rId47">
-        <w:r>
-          <w:rPr>
-            <w:lang w:val="hi_IN" w:bidi="hi_IN"/>
-          </w:rPr>
-          <w:rPr>
-            <w:color w:val="0000EE"/>
-            <w:u w:val="single"/>
-          </w:rPr>
-          <w:t>2:4</w:t>
-        </w:r>
-      </w:hyperlink>
+      <w:r>
+        <w:rPr>
+          <w:lang w:val="hi_IN" w:bidi="hi_IN"/>
+        </w:rPr>
+        <w:t>2:4</w:t>
+      </w:r>
       <w:r>
         <w:rPr>
           <w:lang w:val="hi_IN" w:bidi="hi_IN"/>
         </w:rPr>
         <w:t xml:space="preserve">), और "वाचा संबंध" सूत्र ("मैं तुम्हारे संग हूँ," </w:t>
       </w:r>
-      <w:hyperlink r:id="rId48">
-        <w:r>
-          <w:rPr>
-            <w:lang w:val="hi_IN" w:bidi="hi_IN"/>
-          </w:rPr>
-          <w:rPr>
-            <w:color w:val="0000EE"/>
-            <w:u w:val="single"/>
-          </w:rPr>
-          <w:t>2:4–5</w:t>
-        </w:r>
-      </w:hyperlink>
+      <w:r>
+        <w:rPr>
+          <w:lang w:val="hi_IN" w:bidi="hi_IN"/>
+        </w:rPr>
+        <w:t>2:4–5</w:t>
+      </w:r>
       <w:r>
         <w:rPr>
           <w:lang w:val="hi_IN" w:bidi="hi_IN"/>
@@ -1366,90 +1084,60 @@
         </w:rPr>
         <w:t>हाग्गै ने यरूशलेम के लोगों को सच्ची आराधना, परमेश्वर के वचन पर भरोसा, व्यक्तिगत पवित्रता और ईश्वरीय रूप से नियुक्त नेतृत्व के प्रति आज्ञाकारिता का आह्वान किया। हाग्गै परमेश्वर की आत्मा की स्थायी उपस्थिति पर जोर देते हैं (</w:t>
       </w:r>
-      <w:hyperlink r:id="rId49">
-        <w:r>
-          <w:rPr>
-            <w:lang w:val="hi_IN" w:bidi="hi_IN"/>
-          </w:rPr>
-          <w:rPr>
-            <w:color w:val="0000EE"/>
-            <w:u w:val="single"/>
-          </w:rPr>
-          <w:t>1:13–14</w:t>
-        </w:r>
-      </w:hyperlink>
+      <w:r>
+        <w:rPr>
+          <w:lang w:val="hi_IN" w:bidi="hi_IN"/>
+        </w:rPr>
+        <w:t>1:13–14</w:t>
+      </w:r>
       <w:r>
         <w:rPr>
           <w:lang w:val="hi_IN" w:bidi="hi_IN"/>
         </w:rPr>
         <w:t xml:space="preserve">; </w:t>
       </w:r>
-      <w:hyperlink r:id="rId48">
-        <w:r>
-          <w:rPr>
-            <w:lang w:val="hi_IN" w:bidi="hi_IN"/>
-          </w:rPr>
-          <w:rPr>
-            <w:color w:val="0000EE"/>
-            <w:u w:val="single"/>
-          </w:rPr>
-          <w:t>2:4–5</w:t>
-        </w:r>
-      </w:hyperlink>
+      <w:r>
+        <w:rPr>
+          <w:lang w:val="hi_IN" w:bidi="hi_IN"/>
+        </w:rPr>
+        <w:t>2:4–5</w:t>
+      </w:r>
       <w:r>
         <w:rPr>
           <w:lang w:val="hi_IN" w:bidi="hi_IN"/>
         </w:rPr>
         <w:t>), जो उनके समकालीन जकर्याह के साथ साझा किया गया एक विषयवस्तु है (</w:t>
       </w:r>
-      <w:hyperlink r:id="rId50">
-        <w:r>
-          <w:rPr>
-            <w:lang w:val="hi_IN" w:bidi="hi_IN"/>
-          </w:rPr>
-          <w:rPr>
-            <w:color w:val="0000EE"/>
-            <w:u w:val="single"/>
-          </w:rPr>
-          <w:t>जक 1:16</w:t>
-        </w:r>
-      </w:hyperlink>
+      <w:r>
+        <w:rPr>
+          <w:lang w:val="hi_IN" w:bidi="hi_IN"/>
+        </w:rPr>
+        <w:t>जक 1:16</w:t>
+      </w:r>
       <w:r>
         <w:rPr>
           <w:lang w:val="hi_IN" w:bidi="hi_IN"/>
         </w:rPr>
         <w:t xml:space="preserve">; </w:t>
       </w:r>
-      <w:hyperlink r:id="rId51">
-        <w:r>
-          <w:rPr>
-            <w:lang w:val="hi_IN" w:bidi="hi_IN"/>
-          </w:rPr>
-          <w:rPr>
-            <w:color w:val="0000EE"/>
-            <w:u w:val="single"/>
-          </w:rPr>
-          <w:t>8:23</w:t>
-        </w:r>
-      </w:hyperlink>
+      <w:r>
+        <w:rPr>
+          <w:lang w:val="hi_IN" w:bidi="hi_IN"/>
+        </w:rPr>
+        <w:t>8:23</w:t>
+      </w:r>
       <w:r>
         <w:rPr>
           <w:lang w:val="hi_IN" w:bidi="hi_IN"/>
         </w:rPr>
         <w:t xml:space="preserve">; यह भी देखें </w:t>
       </w:r>
-      <w:hyperlink r:id="rId52">
-        <w:r>
-          <w:rPr>
-            <w:lang w:val="hi_IN" w:bidi="hi_IN"/>
-          </w:rPr>
-          <w:rPr>
-            <w:color w:val="0000EE"/>
-            <w:u w:val="single"/>
-          </w:rPr>
-          <w:t>यहे 37:27–28</w:t>
-        </w:r>
-      </w:hyperlink>
+      <w:r>
+        <w:rPr>
+          <w:lang w:val="hi_IN" w:bidi="hi_IN"/>
+        </w:rPr>
+        <w:t>यहे 37:27–28</w:t>
+      </w:r>
       <w:r>
         <w:rPr>
           <w:lang w:val="hi_IN" w:bidi="hi_IN"/>
